--- a/bank/task_06/variant_41.docx
+++ b/bank/task_06/variant_41.docx
@@ -4,20 +4,16 @@
   <w:body>
     <w:p>
       <w:pPr>
-        <w:spacing w:before="240" w:after="240" w:line="240" w:lineRule="auto"/>
-        <w:jc w:val="both"/>
-        <w:rPr>
-          <w:rFonts w:ascii="Cambria Math" w:eastAsia="Times New Roman" w:hAnsi="Cambria Math" w:cs="Segoe UI"/>
-          <w:sz w:val="24"/>
+        <w:rPr>
+          <w:rFonts w:eastAsia="Times New Roman"/>
           <w:szCs w:val="28"/>
           <w:lang w:eastAsia="ru-RU"/>
         </w:rPr>
       </w:pPr>
       <w:r>
         <w:rPr>
-          <w:rFonts w:ascii="Cambria Math" w:eastAsia="Times New Roman" w:hAnsi="Cambria Math" w:cs="Segoe UI"/>
+          <w:rFonts w:eastAsia="Times New Roman"/>
           <w:bCs/>
-          <w:sz w:val="24"/>
           <w:szCs w:val="28"/>
           <w:lang w:eastAsia="ru-RU"/>
         </w:rPr>
@@ -25,8 +21,7 @@
       </w:r>
       <w:r>
         <w:rPr>
-          <w:rFonts w:ascii="Cambria Math" w:eastAsia="Times New Roman" w:hAnsi="Cambria Math" w:cs="Segoe UI"/>
-          <w:sz w:val="24"/>
+          <w:rFonts w:eastAsia="Times New Roman"/>
           <w:szCs w:val="28"/>
           <w:lang w:eastAsia="ru-RU"/>
         </w:rPr>
@@ -34,8 +29,7 @@
       </w:r>
       <w:r>
         <w:rPr>
-          <w:rFonts w:ascii="Cambria Math" w:eastAsia="Times New Roman" w:hAnsi="Cambria Math" w:cs="Segoe UI"/>
-          <w:sz w:val="24"/>
+          <w:rFonts w:eastAsia="Times New Roman"/>
           <w:szCs w:val="28"/>
           <w:lang w:eastAsia="ru-RU"/>
         </w:rPr>
@@ -43,34 +37,54 @@
       </w:r>
       <w:r>
         <w:rPr>
-          <w:rFonts w:ascii="Cambria Math" w:eastAsia="Times New Roman" w:hAnsi="Cambria Math" w:cs="Segoe UI"/>
-          <w:sz w:val="24"/>
+          <w:rFonts w:eastAsia="Times New Roman"/>
           <w:szCs w:val="28"/>
           <w:lang w:eastAsia="ru-RU"/>
         </w:rPr>
-        <w:br/>
+        <w:t xml:space="preserve">                            </w:t>
+      </w:r>
+      <w:r>
+        <w:rPr>
+          <w:rFonts w:eastAsia="Times New Roman"/>
+          <w:szCs w:val="28"/>
+          <w:lang w:eastAsia="ru-RU"/>
+        </w:rPr>
         <w:t xml:space="preserve">Графики: </w:t>
       </w:r>
     </w:p>
     <w:p>
       <w:pPr>
-        <w:spacing w:before="240" w:after="0" w:line="240" w:lineRule="auto"/>
-        <w:rPr>
-          <w:rFonts w:ascii="Cambria Math" w:eastAsia="Times New Roman" w:hAnsi="Cambria Math" w:cs="Segoe UI"/>
-          <w:sz w:val="24"/>
+        <w:rPr>
+          <w:rFonts w:eastAsia="Times New Roman"/>
           <w:szCs w:val="28"/>
           <w:lang w:eastAsia="ru-RU"/>
         </w:rPr>
       </w:pPr>
       <w:r>
         <w:rPr>
+          <w:rFonts w:eastAsia="Times New Roman"/>
+          <w:szCs w:val="28"/>
+          <w:lang w:eastAsia="ru-RU"/>
+        </w:rPr>
+        <w:t>А                                                      Б                                          В</w:t>
+      </w:r>
+    </w:p>
+    <w:p>
+      <w:pPr>
+        <w:rPr>
+          <w:rFonts w:eastAsia="Times New Roman"/>
+          <w:szCs w:val="28"/>
+          <w:lang w:eastAsia="ru-RU"/>
+        </w:rPr>
+      </w:pPr>
+      <w:r>
+        <w:rPr>
           <w:noProof/>
-          <w:sz w:val="24"/>
         </w:rPr>
         <w:drawing>
-          <wp:inline distT="0" distB="0" distL="0" distR="0" wp14:anchorId="6847E4E2" wp14:editId="2924AC89">
-            <wp:extent cx="5742857" cy="1933333"/>
-            <wp:effectExtent l="0" t="0" r="0" b="0"/>
+          <wp:inline distT="0" distB="0" distL="0" distR="0" wp14:anchorId="6847E4E2" wp14:editId="35734820">
+            <wp:extent cx="5505450" cy="1533751"/>
+            <wp:effectExtent l="0" t="0" r="0" b="9525"/>
             <wp:docPr id="55" name="Рисунок 55"/>
             <wp:cNvGraphicFramePr>
               <a:graphicFrameLocks xmlns:a="http://schemas.openxmlformats.org/drawingml/2006/main" noChangeAspect="1"/>
@@ -82,20 +96,27 @@
                     <pic:cNvPr id="1" name=""/>
                     <pic:cNvPicPr/>
                   </pic:nvPicPr>
-                  <pic:blipFill>
+                  <pic:blipFill rotWithShape="1">
                     <a:blip r:embed="rId5"/>
-                    <a:stretch>
-                      <a:fillRect/>
-                    </a:stretch>
+                    <a:srcRect t="17247"/>
+                    <a:stretch/>
                   </pic:blipFill>
-                  <pic:spPr>
+                  <pic:spPr bwMode="auto">
                     <a:xfrm>
                       <a:off x="0" y="0"/>
-                      <a:ext cx="5742857" cy="1933333"/>
+                      <a:ext cx="5522269" cy="1538437"/>
                     </a:xfrm>
                     <a:prstGeom prst="rect">
                       <a:avLst/>
                     </a:prstGeom>
+                    <a:ln>
+                      <a:noFill/>
+                    </a:ln>
+                    <a:extLst>
+                      <a:ext uri="{53640926-AAD7-44D8-BBD7-CCE9431645EC}">
+                        <a14:shadowObscured xmlns:a14="http://schemas.microsoft.com/office/drawing/2010/main"/>
+                      </a:ext>
+                    </a:extLst>
                   </pic:spPr>
                 </pic:pic>
               </a:graphicData>
@@ -105,8 +126,7 @@
       </w:r>
       <w:r>
         <w:rPr>
-          <w:rFonts w:ascii="Cambria Math" w:eastAsia="Times New Roman" w:hAnsi="Cambria Math" w:cs="Segoe UI"/>
-          <w:sz w:val="24"/>
+          <w:rFonts w:eastAsia="Times New Roman"/>
           <w:szCs w:val="28"/>
           <w:lang w:eastAsia="ru-RU"/>
         </w:rPr>
@@ -120,10 +140,36 @@
           <w:ilvl w:val="0"/>
           <w:numId w:val="1"/>
         </w:numPr>
-        <w:spacing w:before="100" w:beforeAutospacing="1" w:after="0" w:line="240" w:lineRule="auto"/>
-        <w:rPr>
-          <w:rFonts w:ascii="Cambria Math" w:eastAsia="Times New Roman" w:hAnsi="Cambria Math" w:cs="Segoe UI"/>
-          <w:sz w:val="24"/>
+        <w:spacing w:before="100" w:beforeAutospacing="1"/>
+        <w:ind w:firstLine="0"/>
+        <w:rPr>
+          <w:rFonts w:ascii="Cambria Math" w:eastAsia="Times New Roman" w:hAnsi="Cambria Math"/>
+          <w:szCs w:val="28"/>
+          <w:lang w:eastAsia="ru-RU"/>
+          <w:oMath/>
+        </w:rPr>
+        <w:sectPr>
+          <w:pgSz w:w="11906" w:h="16838"/>
+          <w:pgMar w:top="850" w:right="850" w:bottom="850" w:left="850" w:header="708" w:footer="708" w:gutter="0"/>
+          <w:cols w:space="708"/>
+          <w:docGrid w:linePitch="360"/>
+        </w:sectPr>
+      </w:pPr>
+    </w:p>
+    <w:p>
+      <w:pPr>
+        <w:numPr>
+          <w:ilvl w:val="0"/>
+          <w:numId w:val="1"/>
+        </w:numPr>
+        <w:tabs>
+          <w:tab w:val="clear" w:pos="720"/>
+          <w:tab w:val="num" w:pos="0"/>
+        </w:tabs>
+        <w:spacing w:before="100" w:beforeAutospacing="1"/>
+        <w:ind w:left="0" w:firstLine="0"/>
+        <w:rPr>
+          <w:rFonts w:eastAsia="Times New Roman"/>
           <w:szCs w:val="28"/>
           <w:lang w:eastAsia="ru-RU"/>
         </w:rPr>
@@ -131,8 +177,7 @@
       <m:oMath>
         <m:r>
           <w:rPr>
-            <w:rFonts w:ascii="Cambria Math" w:eastAsia="Times New Roman" w:hAnsi="Cambria Math" w:cs="Segoe UI"/>
-            <w:sz w:val="24"/>
+            <w:rFonts w:ascii="Cambria Math" w:eastAsia="Times New Roman" w:hAnsi="Cambria Math"/>
             <w:szCs w:val="28"/>
             <w:lang w:eastAsia="ru-RU"/>
           </w:rPr>
@@ -142,9 +187,8 @@
           <m:sSupPr>
             <m:ctrlPr>
               <w:rPr>
-                <w:rFonts w:ascii="Cambria Math" w:eastAsia="Times New Roman" w:hAnsi="Cambria Math" w:cs="Segoe UI"/>
+                <w:rFonts w:ascii="Cambria Math" w:eastAsia="Times New Roman" w:hAnsi="Cambria Math"/>
                 <w:i/>
-                <w:sz w:val="24"/>
                 <w:szCs w:val="28"/>
                 <w:lang w:eastAsia="ru-RU"/>
               </w:rPr>
@@ -153,8 +197,7 @@
           <m:e>
             <m:r>
               <w:rPr>
-                <w:rFonts w:ascii="Cambria Math" w:eastAsia="Times New Roman" w:hAnsi="Cambria Math" w:cs="Segoe UI"/>
-                <w:sz w:val="24"/>
+                <w:rFonts w:ascii="Cambria Math" w:eastAsia="Times New Roman" w:hAnsi="Cambria Math"/>
                 <w:szCs w:val="28"/>
                 <w:lang w:eastAsia="ru-RU"/>
               </w:rPr>
@@ -164,8 +207,7 @@
           <m:sup>
             <m:r>
               <w:rPr>
-                <w:rFonts w:ascii="Cambria Math" w:eastAsia="Times New Roman" w:hAnsi="Cambria Math" w:cs="Segoe UI"/>
-                <w:sz w:val="24"/>
+                <w:rFonts w:ascii="Cambria Math" w:eastAsia="Times New Roman" w:hAnsi="Cambria Math"/>
                 <w:szCs w:val="28"/>
                 <w:lang w:eastAsia="ru-RU"/>
               </w:rPr>
@@ -175,8 +217,7 @@
         </m:sSup>
         <m:r>
           <w:rPr>
-            <w:rFonts w:ascii="Cambria Math" w:eastAsia="Times New Roman" w:hAnsi="Cambria Math" w:cs="Segoe UI"/>
-            <w:sz w:val="24"/>
+            <w:rFonts w:ascii="Cambria Math" w:eastAsia="Times New Roman" w:hAnsi="Cambria Math"/>
             <w:szCs w:val="28"/>
             <w:lang w:eastAsia="ru-RU"/>
           </w:rPr>
@@ -190,10 +231,14 @@
           <w:ilvl w:val="0"/>
           <w:numId w:val="1"/>
         </w:numPr>
-        <w:spacing w:before="100" w:beforeAutospacing="1" w:after="0" w:line="240" w:lineRule="auto"/>
-        <w:rPr>
-          <w:rFonts w:ascii="Cambria Math" w:eastAsia="Times New Roman" w:hAnsi="Cambria Math" w:cs="Segoe UI"/>
-          <w:sz w:val="24"/>
+        <w:tabs>
+          <w:tab w:val="clear" w:pos="720"/>
+          <w:tab w:val="num" w:pos="0"/>
+        </w:tabs>
+        <w:spacing w:before="100" w:beforeAutospacing="1"/>
+        <w:ind w:left="0" w:firstLine="0"/>
+        <w:rPr>
+          <w:rFonts w:eastAsia="Times New Roman"/>
           <w:szCs w:val="28"/>
           <w:lang w:eastAsia="ru-RU"/>
         </w:rPr>
@@ -201,8 +246,7 @@
       <m:oMath>
         <m:r>
           <w:rPr>
-            <w:rFonts w:ascii="Cambria Math" w:eastAsia="Times New Roman" w:hAnsi="Cambria Math" w:cs="Segoe UI"/>
-            <w:sz w:val="24"/>
+            <w:rFonts w:ascii="Cambria Math" w:eastAsia="Times New Roman" w:hAnsi="Cambria Math"/>
             <w:szCs w:val="28"/>
             <w:lang w:eastAsia="ru-RU"/>
           </w:rPr>
@@ -212,9 +256,8 @@
           <m:sSupPr>
             <m:ctrlPr>
               <w:rPr>
-                <w:rFonts w:ascii="Cambria Math" w:eastAsia="Times New Roman" w:hAnsi="Cambria Math" w:cs="Segoe UI"/>
+                <w:rFonts w:ascii="Cambria Math" w:eastAsia="Times New Roman" w:hAnsi="Cambria Math"/>
                 <w:i/>
-                <w:sz w:val="24"/>
                 <w:szCs w:val="28"/>
                 <w:lang w:eastAsia="ru-RU"/>
               </w:rPr>
@@ -223,8 +266,7 @@
           <m:e>
             <m:r>
               <w:rPr>
-                <w:rFonts w:ascii="Cambria Math" w:eastAsia="Times New Roman" w:hAnsi="Cambria Math" w:cs="Segoe UI"/>
-                <w:sz w:val="24"/>
+                <w:rFonts w:ascii="Cambria Math" w:eastAsia="Times New Roman" w:hAnsi="Cambria Math"/>
                 <w:szCs w:val="28"/>
                 <w:lang w:eastAsia="ru-RU"/>
               </w:rPr>
@@ -234,8 +276,7 @@
           <m:sup>
             <m:r>
               <w:rPr>
-                <w:rFonts w:ascii="Cambria Math" w:eastAsia="Times New Roman" w:hAnsi="Cambria Math" w:cs="Segoe UI"/>
-                <w:sz w:val="24"/>
+                <w:rFonts w:ascii="Cambria Math" w:eastAsia="Times New Roman" w:hAnsi="Cambria Math"/>
                 <w:szCs w:val="28"/>
                 <w:lang w:eastAsia="ru-RU"/>
               </w:rPr>
@@ -245,8 +286,7 @@
         </m:sSup>
         <m:r>
           <w:rPr>
-            <w:rFonts w:ascii="Cambria Math" w:eastAsia="Times New Roman" w:hAnsi="Cambria Math" w:cs="Segoe UI"/>
-            <w:sz w:val="24"/>
+            <w:rFonts w:ascii="Cambria Math" w:eastAsia="Times New Roman" w:hAnsi="Cambria Math"/>
             <w:szCs w:val="28"/>
             <w:lang w:eastAsia="ru-RU"/>
           </w:rPr>
@@ -260,10 +300,14 @@
           <w:ilvl w:val="0"/>
           <w:numId w:val="1"/>
         </w:numPr>
-        <w:spacing w:before="100" w:beforeAutospacing="1" w:after="0" w:line="240" w:lineRule="auto"/>
-        <w:rPr>
-          <w:rFonts w:ascii="Cambria Math" w:eastAsia="Times New Roman" w:hAnsi="Cambria Math" w:cs="Segoe UI"/>
-          <w:sz w:val="24"/>
+        <w:tabs>
+          <w:tab w:val="clear" w:pos="720"/>
+          <w:tab w:val="num" w:pos="0"/>
+        </w:tabs>
+        <w:spacing w:before="100" w:beforeAutospacing="1"/>
+        <w:ind w:left="0" w:firstLine="0"/>
+        <w:rPr>
+          <w:rFonts w:eastAsia="Times New Roman"/>
           <w:szCs w:val="28"/>
           <w:lang w:eastAsia="ru-RU"/>
         </w:rPr>
@@ -271,8 +315,7 @@
       <m:oMath>
         <m:r>
           <w:rPr>
-            <w:rFonts w:ascii="Cambria Math" w:eastAsia="Times New Roman" w:hAnsi="Cambria Math" w:cs="Segoe UI"/>
-            <w:sz w:val="24"/>
+            <w:rFonts w:ascii="Cambria Math" w:eastAsia="Times New Roman" w:hAnsi="Cambria Math"/>
             <w:szCs w:val="28"/>
             <w:lang w:eastAsia="ru-RU"/>
           </w:rPr>
@@ -282,9 +325,8 @@
           <m:sSupPr>
             <m:ctrlPr>
               <w:rPr>
-                <w:rFonts w:ascii="Cambria Math" w:eastAsia="Times New Roman" w:hAnsi="Cambria Math" w:cs="Segoe UI"/>
+                <w:rFonts w:ascii="Cambria Math" w:eastAsia="Times New Roman" w:hAnsi="Cambria Math"/>
                 <w:i/>
-                <w:sz w:val="24"/>
                 <w:szCs w:val="28"/>
                 <w:lang w:eastAsia="ru-RU"/>
               </w:rPr>
@@ -293,8 +335,7 @@
           <m:e>
             <m:r>
               <w:rPr>
-                <w:rFonts w:ascii="Cambria Math" w:eastAsia="Times New Roman" w:hAnsi="Cambria Math" w:cs="Segoe UI"/>
-                <w:sz w:val="24"/>
+                <w:rFonts w:ascii="Cambria Math" w:eastAsia="Times New Roman" w:hAnsi="Cambria Math"/>
                 <w:szCs w:val="28"/>
                 <w:lang w:eastAsia="ru-RU"/>
               </w:rPr>
@@ -304,8 +345,7 @@
           <m:sup>
             <m:r>
               <w:rPr>
-                <w:rFonts w:ascii="Cambria Math" w:eastAsia="Times New Roman" w:hAnsi="Cambria Math" w:cs="Segoe UI"/>
-                <w:sz w:val="24"/>
+                <w:rFonts w:ascii="Cambria Math" w:eastAsia="Times New Roman" w:hAnsi="Cambria Math"/>
                 <w:szCs w:val="28"/>
                 <w:lang w:eastAsia="ru-RU"/>
               </w:rPr>
@@ -315,14 +355,30 @@
         </m:sSup>
         <m:r>
           <w:rPr>
-            <w:rFonts w:ascii="Cambria Math" w:eastAsia="Times New Roman" w:hAnsi="Cambria Math" w:cs="Segoe UI"/>
-            <w:sz w:val="24"/>
+            <w:rFonts w:ascii="Cambria Math" w:eastAsia="Times New Roman" w:hAnsi="Cambria Math"/>
             <w:szCs w:val="28"/>
             <w:lang w:eastAsia="ru-RU"/>
           </w:rPr>
           <m:t>+ 8x – 12</m:t>
         </m:r>
       </m:oMath>
+    </w:p>
+    <w:p>
+      <w:pPr>
+        <w:spacing w:beforeAutospacing="1"/>
+        <w:rPr>
+          <w:rFonts w:eastAsia="Times New Roman"/>
+          <w:szCs w:val="28"/>
+          <w:lang w:eastAsia="ru-RU"/>
+        </w:rPr>
+        <w:sectPr>
+          <w:type w:val="continuous"/>
+          <w:pgSz w:w="11906" w:h="16838"/>
+          <w:pgMar w:top="850" w:right="850" w:bottom="850" w:left="850" w:header="708" w:footer="708" w:gutter="0"/>
+          <w:cols w:num="3" w:space="708"/>
+          <w:docGrid w:linePitch="360"/>
+        </w:sectPr>
+      </w:pPr>
     </w:p>
     <w:tbl>
       <w:tblPr>
@@ -349,18 +405,16 @@
           </w:tcPr>
           <w:p>
             <w:pPr>
-              <w:spacing w:before="100" w:beforeAutospacing="1"/>
-              <w:rPr>
-                <w:rFonts w:ascii="Cambria Math" w:eastAsia="Times New Roman" w:hAnsi="Cambria Math" w:cs="Segoe UI"/>
-                <w:sz w:val="24"/>
+              <w:spacing w:beforeAutospacing="1"/>
+              <w:rPr>
+                <w:rFonts w:eastAsia="Times New Roman"/>
                 <w:szCs w:val="28"/>
                 <w:lang w:eastAsia="ru-RU"/>
               </w:rPr>
             </w:pPr>
             <w:r>
               <w:rPr>
-                <w:rFonts w:ascii="Cambria Math" w:eastAsia="Times New Roman" w:hAnsi="Cambria Math" w:cs="Segoe UI"/>
-                <w:sz w:val="24"/>
+                <w:rFonts w:eastAsia="Times New Roman"/>
                 <w:szCs w:val="28"/>
                 <w:lang w:eastAsia="ru-RU"/>
               </w:rPr>
@@ -375,19 +429,17 @@
           </w:tcPr>
           <w:p>
             <w:pPr>
-              <w:spacing w:before="100" w:beforeAutospacing="1"/>
+              <w:spacing w:beforeAutospacing="1"/>
               <w:jc w:val="center"/>
               <w:rPr>
-                <w:rFonts w:ascii="Cambria Math" w:eastAsia="Times New Roman" w:hAnsi="Cambria Math" w:cs="Segoe UI"/>
-                <w:sz w:val="24"/>
+                <w:rFonts w:eastAsia="Times New Roman"/>
                 <w:szCs w:val="28"/>
                 <w:lang w:eastAsia="ru-RU"/>
               </w:rPr>
             </w:pPr>
             <w:r>
               <w:rPr>
-                <w:rFonts w:ascii="Cambria Math" w:eastAsia="Times New Roman" w:hAnsi="Cambria Math" w:cs="Segoe UI"/>
-                <w:sz w:val="24"/>
+                <w:rFonts w:eastAsia="Times New Roman"/>
                 <w:szCs w:val="28"/>
                 <w:lang w:eastAsia="ru-RU"/>
               </w:rPr>
@@ -402,19 +454,17 @@
           </w:tcPr>
           <w:p>
             <w:pPr>
-              <w:spacing w:before="100" w:beforeAutospacing="1"/>
+              <w:spacing w:beforeAutospacing="1"/>
               <w:jc w:val="center"/>
               <w:rPr>
-                <w:rFonts w:ascii="Cambria Math" w:eastAsia="Times New Roman" w:hAnsi="Cambria Math" w:cs="Segoe UI"/>
-                <w:sz w:val="24"/>
+                <w:rFonts w:eastAsia="Times New Roman"/>
                 <w:szCs w:val="28"/>
                 <w:lang w:eastAsia="ru-RU"/>
               </w:rPr>
             </w:pPr>
             <w:r>
               <w:rPr>
-                <w:rFonts w:ascii="Cambria Math" w:eastAsia="Times New Roman" w:hAnsi="Cambria Math" w:cs="Segoe UI"/>
-                <w:sz w:val="24"/>
+                <w:rFonts w:eastAsia="Times New Roman"/>
                 <w:szCs w:val="28"/>
                 <w:lang w:eastAsia="ru-RU"/>
               </w:rPr>
@@ -429,19 +479,17 @@
           </w:tcPr>
           <w:p>
             <w:pPr>
-              <w:spacing w:before="100" w:beforeAutospacing="1"/>
+              <w:spacing w:beforeAutospacing="1"/>
               <w:jc w:val="center"/>
               <w:rPr>
-                <w:rFonts w:ascii="Cambria Math" w:eastAsia="Times New Roman" w:hAnsi="Cambria Math" w:cs="Segoe UI"/>
-                <w:sz w:val="24"/>
+                <w:rFonts w:eastAsia="Times New Roman"/>
                 <w:szCs w:val="28"/>
                 <w:lang w:eastAsia="ru-RU"/>
               </w:rPr>
             </w:pPr>
             <w:r>
               <w:rPr>
-                <w:rFonts w:ascii="Cambria Math" w:eastAsia="Times New Roman" w:hAnsi="Cambria Math" w:cs="Segoe UI"/>
-                <w:sz w:val="24"/>
+                <w:rFonts w:eastAsia="Times New Roman"/>
                 <w:szCs w:val="28"/>
                 <w:lang w:eastAsia="ru-RU"/>
               </w:rPr>
@@ -462,10 +510,9 @@
           </w:tcPr>
           <w:p>
             <w:pPr>
-              <w:spacing w:before="100" w:beforeAutospacing="1"/>
-              <w:rPr>
-                <w:rFonts w:ascii="Cambria Math" w:eastAsia="Times New Roman" w:hAnsi="Cambria Math" w:cs="Segoe UI"/>
-                <w:sz w:val="24"/>
+              <w:spacing w:beforeAutospacing="1"/>
+              <w:rPr>
+                <w:rFonts w:eastAsia="Times New Roman"/>
                 <w:szCs w:val="28"/>
                 <w:lang w:eastAsia="ru-RU"/>
               </w:rPr>
@@ -478,10 +525,9 @@
           </w:tcPr>
           <w:p>
             <w:pPr>
-              <w:spacing w:before="100" w:beforeAutospacing="1"/>
-              <w:rPr>
-                <w:rFonts w:ascii="Cambria Math" w:eastAsia="Times New Roman" w:hAnsi="Cambria Math" w:cs="Segoe UI"/>
-                <w:sz w:val="24"/>
+              <w:spacing w:beforeAutospacing="1"/>
+              <w:rPr>
+                <w:rFonts w:eastAsia="Times New Roman"/>
                 <w:szCs w:val="28"/>
                 <w:lang w:eastAsia="ru-RU"/>
               </w:rPr>
@@ -494,10 +540,9 @@
           </w:tcPr>
           <w:p>
             <w:pPr>
-              <w:spacing w:before="100" w:beforeAutospacing="1"/>
-              <w:rPr>
-                <w:rFonts w:ascii="Cambria Math" w:eastAsia="Times New Roman" w:hAnsi="Cambria Math" w:cs="Segoe UI"/>
-                <w:sz w:val="24"/>
+              <w:spacing w:beforeAutospacing="1"/>
+              <w:rPr>
+                <w:rFonts w:eastAsia="Times New Roman"/>
                 <w:szCs w:val="28"/>
                 <w:lang w:eastAsia="ru-RU"/>
               </w:rPr>
@@ -510,10 +555,9 @@
           </w:tcPr>
           <w:p>
             <w:pPr>
-              <w:spacing w:before="100" w:beforeAutospacing="1"/>
-              <w:rPr>
-                <w:rFonts w:ascii="Cambria Math" w:eastAsia="Times New Roman" w:hAnsi="Cambria Math" w:cs="Segoe UI"/>
-                <w:sz w:val="24"/>
+              <w:spacing w:beforeAutospacing="1"/>
+              <w:rPr>
+                <w:rFonts w:eastAsia="Times New Roman"/>
                 <w:szCs w:val="28"/>
                 <w:lang w:eastAsia="ru-RU"/>
               </w:rPr>
@@ -522,16 +566,11 @@
         </w:tc>
       </w:tr>
     </w:tbl>
-    <w:p>
-      <w:pPr>
-        <w:rPr>
-          <w:sz w:val="24"/>
-        </w:rPr>
-      </w:pPr>
-    </w:p>
+    <w:p/>
     <w:sectPr>
+      <w:type w:val="continuous"/>
       <w:pgSz w:w="11906" w:h="16838"/>
-      <w:pgMar w:top="1134" w:right="850" w:bottom="1134" w:left="1701" w:header="708" w:footer="708" w:gutter="0"/>
+      <w:pgMar w:top="850" w:right="850" w:bottom="850" w:left="850" w:header="708" w:footer="708" w:gutter="0"/>
       <w:cols w:space="708"/>
       <w:docGrid w:linePitch="360"/>
     </w:sectPr>
@@ -1058,6 +1097,14 @@
   <w:style w:type="paragraph" w:default="1" w:styleId="a">
     <w:name w:val="Normal"/>
     <w:qFormat/>
+    <w:pPr>
+      <w:spacing w:after="0" w:line="240" w:lineRule="auto"/>
+      <w:jc w:val="both"/>
+    </w:pPr>
+    <w:rPr>
+      <w:rFonts w:ascii="Times New Roman" w:hAnsi="Times New Roman" w:cs="Times New Roman"/>
+      <w:sz w:val="24"/>
+    </w:rPr>
   </w:style>
   <w:style w:type="character" w:default="1" w:styleId="a0">
     <w:name w:val="Default Paragraph Font"/>
